--- a/docs/lista_louvores/Textos_Louvores/INFINITAMENTE MAIS.docx
+++ b/docs/lista_louvores/Textos_Louvores/INFINITAMENTE MAIS.docx
@@ -1,20 +1,27 @@
 
 <file path=word/document.xml><?xml version="1.0" encoding="utf-8"?>
-<w:document xmlns:wpc="http://schemas.microsoft.com/office/word/2010/wordprocessingCanvas" xmlns:cx="http://schemas.microsoft.com/office/drawing/2014/chartex" xmlns:cx1="http://schemas.microsoft.com/office/drawing/2015/9/8/chartex" xmlns:cx2="http://schemas.microsoft.com/office/drawing/2015/10/21/chartex" xmlns:cx3="http://schemas.microsoft.com/office/drawing/2016/5/9/chartex" xmlns:cx4="http://schemas.microsoft.com/office/drawing/2016/5/10/chartex" xmlns:cx5="http://schemas.microsoft.com/office/drawing/2016/5/11/chartex" xmlns:cx6="http://schemas.microsoft.com/office/drawing/2016/5/12/chartex" xmlns:cx7="http://schemas.microsoft.com/office/drawing/2016/5/13/chartex" xmlns:cx8="http://schemas.microsoft.com/office/drawing/2016/5/14/chartex" xmlns:mc="http://schemas.openxmlformats.org/markup-compatibility/2006" xmlns:aink="http://schemas.microsoft.com/office/drawing/2016/ink" xmlns:am3d="http://schemas.microsoft.com/office/drawing/2017/model3d" xmlns:o="urn:schemas-microsoft-com:office:office" xmlns:oel="http://schemas.microsoft.com/office/2019/extlst" xmlns:r="http://schemas.openxmlformats.org/officeDocument/2006/relationships" xmlns:m="http://schemas.openxmlformats.org/officeDocument/2006/math" xmlns:v="urn:schemas-microsoft-com:vml" xmlns:wp14="http://schemas.microsoft.com/office/word/2010/wordprocessingDrawing" xmlns:wp="http://schemas.openxmlformats.org/drawingml/2006/wordprocessingDrawing" xmlns:w10="urn:schemas-microsoft-com:office:word" xmlns:w="http://schemas.openxmlformats.org/wordprocessingml/2006/main" xmlns:w14="http://schemas.microsoft.com/office/word/2010/wordml" xmlns:w15="http://schemas.microsoft.com/office/word/2012/wordml" xmlns:w16cex="http://schemas.microsoft.com/office/word/2018/wordml/cex" xmlns:w16cid="http://schemas.microsoft.com/office/word/2016/wordml/cid" xmlns:w16="http://schemas.microsoft.com/office/word/2018/wordml" xmlns:w16sdtdh="http://schemas.microsoft.com/office/word/2020/wordml/sdtdatahash" xmlns:w16se="http://schemas.microsoft.com/office/word/2015/wordml/symex" xmlns:wpg="http://schemas.microsoft.com/office/word/2010/wordprocessingGroup" xmlns:wpi="http://schemas.microsoft.com/office/word/2010/wordprocessingInk" xmlns:wne="http://schemas.microsoft.com/office/word/2006/wordml" xmlns:wps="http://schemas.microsoft.com/office/word/2010/wordprocessingShape" mc:Ignorable="w14 w15 w16se w16cid w16 w16cex w16sdtdh wp14">
+<w:document xmlns:wpc="http://schemas.microsoft.com/office/word/2010/wordprocessingCanvas" xmlns:cx="http://schemas.microsoft.com/office/drawing/2014/chartex" xmlns:cx1="http://schemas.microsoft.com/office/drawing/2015/9/8/chartex" xmlns:cx2="http://schemas.microsoft.com/office/drawing/2015/10/21/chartex" xmlns:cx3="http://schemas.microsoft.com/office/drawing/2016/5/9/chartex" xmlns:cx4="http://schemas.microsoft.com/office/drawing/2016/5/10/chartex" xmlns:cx5="http://schemas.microsoft.com/office/drawing/2016/5/11/chartex" xmlns:cx6="http://schemas.microsoft.com/office/drawing/2016/5/12/chartex" xmlns:cx7="http://schemas.microsoft.com/office/drawing/2016/5/13/chartex" xmlns:cx8="http://schemas.microsoft.com/office/drawing/2016/5/14/chartex" xmlns:mc="http://schemas.openxmlformats.org/markup-compatibility/2006" xmlns:aink="http://schemas.microsoft.com/office/drawing/2016/ink" xmlns:am3d="http://schemas.microsoft.com/office/drawing/2017/model3d" xmlns:o="urn:schemas-microsoft-com:office:office" xmlns:oel="http://schemas.microsoft.com/office/2019/extlst" xmlns:r="http://schemas.openxmlformats.org/officeDocument/2006/relationships" xmlns:m="http://schemas.openxmlformats.org/officeDocument/2006/math" xmlns:v="urn:schemas-microsoft-com:vml" xmlns:wp14="http://schemas.microsoft.com/office/word/2010/wordprocessingDrawing" xmlns:wp="http://schemas.openxmlformats.org/drawingml/2006/wordprocessingDrawing" xmlns:w10="urn:schemas-microsoft-com:office:word" xmlns:w="http://schemas.openxmlformats.org/wordprocessingml/2006/main" xmlns:w14="http://schemas.microsoft.com/office/word/2010/wordml" xmlns:w15="http://schemas.microsoft.com/office/word/2012/wordml" xmlns:w16cex="http://schemas.microsoft.com/office/word/2018/wordml/cex" xmlns:w16cid="http://schemas.microsoft.com/office/word/2016/wordml/cid" xmlns:w16="http://schemas.microsoft.com/office/word/2018/wordml" xmlns:w16du="http://schemas.microsoft.com/office/word/2023/wordml/word16du" xmlns:w16sdtdh="http://schemas.microsoft.com/office/word/2020/wordml/sdtdatahash" xmlns:w16sdtfl="http://schemas.microsoft.com/office/word/2024/wordml/sdtformatlock" xmlns:w16se="http://schemas.microsoft.com/office/word/2015/wordml/symex" xmlns:wpg="http://schemas.microsoft.com/office/word/2010/wordprocessingGroup" xmlns:wpi="http://schemas.microsoft.com/office/word/2010/wordprocessingInk" xmlns:wne="http://schemas.microsoft.com/office/word/2006/wordml" xmlns:wps="http://schemas.microsoft.com/office/word/2010/wordprocessingShape" mc:Ignorable="w14 w15 w16se w16cid w16 w16cex w16sdtdh w16sdtfl w16du wp14">
   <w:body>
     <w:p>
       <w:pPr>
-        <w:pStyle w:val="SemEspaamento"/>
+        <w:pStyle w:val="Ttulo1"/>
       </w:pPr>
       <w:r>
-        <w:t>INFINITAMNETE MAIS</w:t>
+        <w:t>INFINITAME</w:t>
+      </w:r>
+      <w:r>
+        <w:t>N</w:t>
+      </w:r>
+      <w:r>
+        <w:t>TE MAIS</w:t>
       </w:r>
     </w:p>
     <w:p>
       <w:pPr>
         <w:pStyle w:val="SemEspaamento"/>
-        <w:spacing w:before="0" w:after="0"/>
-        <w:rPr>
+        <w:spacing w:before="0"/>
+        <w:rPr>
+          <w:rFonts w:ascii="Times New Roman" w:hAnsi="Times New Roman" w:cs="Times New Roman"/>
           <w:bCs/>
           <w:sz w:val="24"/>
           <w:szCs w:val="24"/>
@@ -23,6 +30,7 @@
       </w:pPr>
       <w:r>
         <w:rPr>
+          <w:rFonts w:ascii="Times New Roman" w:hAnsi="Times New Roman" w:cs="Times New Roman"/>
           <w:bCs/>
           <w:sz w:val="24"/>
           <w:szCs w:val="24"/>
@@ -32,6 +40,7 @@
       </w:r>
       <w:r>
         <w:rPr>
+          <w:rFonts w:ascii="Times New Roman" w:hAnsi="Times New Roman" w:cs="Times New Roman"/>
           <w:bCs/>
           <w:sz w:val="24"/>
           <w:szCs w:val="24"/>
@@ -42,37 +51,22 @@
       </w:r>
       <w:r>
         <w:rPr>
-          <w:bCs/>
-          <w:sz w:val="24"/>
-          <w:szCs w:val="24"/>
-          <w:u w:val="none"/>
-        </w:rPr>
-        <w:br/>
-      </w:r>
-      <w:r>
-        <w:rPr>
-          <w:bCs/>
-          <w:sz w:val="24"/>
-          <w:szCs w:val="24"/>
-          <w:u w:val="none"/>
-        </w:rPr>
-        <w:t>T</w:t>
-      </w:r>
-      <w:r>
-        <w:rPr>
-          <w:bCs/>
-          <w:sz w:val="24"/>
-          <w:szCs w:val="24"/>
-          <w:u w:val="none"/>
-        </w:rPr>
-        <w:t>ens Teus próprios planos</w:t>
+          <w:rFonts w:ascii="Times New Roman" w:hAnsi="Times New Roman" w:cs="Times New Roman"/>
+          <w:bCs/>
+          <w:sz w:val="24"/>
+          <w:szCs w:val="24"/>
+          <w:u w:val="none"/>
+        </w:rPr>
+        <w:br/>
+        <w:t>Tens Teus próprios planos</w:t>
       </w:r>
     </w:p>
     <w:p>
       <w:pPr>
         <w:pStyle w:val="SemEspaamento"/>
-        <w:spacing w:before="0" w:after="0"/>
-        <w:rPr>
+        <w:spacing w:before="0"/>
+        <w:rPr>
+          <w:rFonts w:ascii="Times New Roman" w:hAnsi="Times New Roman" w:cs="Times New Roman"/>
           <w:bCs/>
           <w:sz w:val="24"/>
           <w:szCs w:val="24"/>
@@ -82,6 +76,7 @@
       <w:proofErr w:type="gramStart"/>
       <w:r>
         <w:rPr>
+          <w:rFonts w:ascii="Times New Roman" w:hAnsi="Times New Roman" w:cs="Times New Roman"/>
           <w:bCs/>
           <w:sz w:val="24"/>
           <w:szCs w:val="24"/>
@@ -92,6 +87,7 @@
       <w:proofErr w:type="gramEnd"/>
       <w:r>
         <w:rPr>
+          <w:rFonts w:ascii="Times New Roman" w:hAnsi="Times New Roman" w:cs="Times New Roman"/>
           <w:bCs/>
           <w:sz w:val="24"/>
           <w:szCs w:val="24"/>
@@ -101,6 +97,7 @@
       </w:r>
       <w:r>
         <w:rPr>
+          <w:rFonts w:ascii="Times New Roman" w:hAnsi="Times New Roman" w:cs="Times New Roman"/>
           <w:bCs/>
           <w:sz w:val="24"/>
           <w:szCs w:val="24"/>
@@ -111,46 +108,44 @@
       </w:r>
       <w:r>
         <w:rPr>
-          <w:bCs/>
-          <w:sz w:val="24"/>
-          <w:szCs w:val="24"/>
-          <w:u w:val="none"/>
-        </w:rPr>
-        <w:br/>
-      </w:r>
-      <w:r>
-        <w:rPr>
-          <w:bCs/>
-          <w:sz w:val="24"/>
-          <w:szCs w:val="24"/>
-          <w:u w:val="none"/>
-        </w:rPr>
-        <w:t>E</w:t>
-      </w:r>
-      <w:r>
-        <w:rPr>
-          <w:bCs/>
-          <w:sz w:val="24"/>
-          <w:szCs w:val="24"/>
-          <w:u w:val="none"/>
-        </w:rPr>
-        <w:t xml:space="preserve"> me coloco em Tuas mãos, pois És fiel</w:t>
-      </w:r>
-      <w:r>
-        <w:rPr>
-          <w:bCs/>
-          <w:sz w:val="24"/>
-          <w:szCs w:val="24"/>
-          <w:u w:val="none"/>
-        </w:rPr>
-        <w:t xml:space="preserve"> </w:t>
+          <w:rFonts w:ascii="Times New Roman" w:hAnsi="Times New Roman" w:cs="Times New Roman"/>
+          <w:bCs/>
+          <w:sz w:val="24"/>
+          <w:szCs w:val="24"/>
+          <w:u w:val="none"/>
+        </w:rPr>
+        <w:br/>
+        <w:t xml:space="preserve">E me coloco em Tuas mãos, </w:t>
+      </w:r>
+      <w:proofErr w:type="gramStart"/>
+      <w:r>
+        <w:rPr>
+          <w:rFonts w:ascii="Times New Roman" w:hAnsi="Times New Roman" w:cs="Times New Roman"/>
+          <w:bCs/>
+          <w:sz w:val="24"/>
+          <w:szCs w:val="24"/>
+          <w:u w:val="none"/>
+        </w:rPr>
+        <w:t>pois És</w:t>
+      </w:r>
+      <w:proofErr w:type="gramEnd"/>
+      <w:r>
+        <w:rPr>
+          <w:rFonts w:ascii="Times New Roman" w:hAnsi="Times New Roman" w:cs="Times New Roman"/>
+          <w:bCs/>
+          <w:sz w:val="24"/>
+          <w:szCs w:val="24"/>
+          <w:u w:val="none"/>
+        </w:rPr>
+        <w:t xml:space="preserve"> fiel </w:t>
       </w:r>
     </w:p>
     <w:p>
       <w:pPr>
         <w:pStyle w:val="SemEspaamento"/>
-        <w:spacing w:after="0"/>
-        <w:rPr>
+        <w:spacing w:before="0"/>
+        <w:rPr>
+          <w:rFonts w:ascii="Times New Roman" w:hAnsi="Times New Roman" w:cs="Times New Roman"/>
           <w:bCs/>
           <w:sz w:val="24"/>
           <w:szCs w:val="24"/>
@@ -159,6 +154,7 @@
       </w:pPr>
       <w:r>
         <w:rPr>
+          <w:rFonts w:ascii="Times New Roman" w:hAnsi="Times New Roman" w:cs="Times New Roman"/>
           <w:bCs/>
           <w:sz w:val="24"/>
           <w:szCs w:val="24"/>
@@ -168,6 +164,7 @@
       </w:r>
       <w:r>
         <w:rPr>
+          <w:rFonts w:ascii="Times New Roman" w:hAnsi="Times New Roman" w:cs="Times New Roman"/>
           <w:bCs/>
           <w:sz w:val="24"/>
           <w:szCs w:val="24"/>
@@ -180,8 +177,9 @@
     <w:p>
       <w:pPr>
         <w:pStyle w:val="SemEspaamento"/>
-        <w:spacing w:before="0" w:after="0"/>
-        <w:rPr>
+        <w:spacing w:before="0"/>
+        <w:rPr>
+          <w:rFonts w:ascii="Times New Roman" w:hAnsi="Times New Roman" w:cs="Times New Roman"/>
           <w:bCs/>
           <w:sz w:val="24"/>
           <w:szCs w:val="24"/>
@@ -191,6 +189,7 @@
       <w:proofErr w:type="gramStart"/>
       <w:r>
         <w:rPr>
+          <w:rFonts w:ascii="Times New Roman" w:hAnsi="Times New Roman" w:cs="Times New Roman"/>
           <w:bCs/>
           <w:sz w:val="24"/>
           <w:szCs w:val="24"/>
@@ -201,6 +200,7 @@
       <w:proofErr w:type="gramEnd"/>
       <w:r>
         <w:rPr>
+          <w:rFonts w:ascii="Times New Roman" w:hAnsi="Times New Roman" w:cs="Times New Roman"/>
           <w:bCs/>
           <w:sz w:val="24"/>
           <w:szCs w:val="24"/>
@@ -210,6 +210,7 @@
       </w:r>
       <w:r>
         <w:rPr>
+          <w:rFonts w:ascii="Times New Roman" w:hAnsi="Times New Roman" w:cs="Times New Roman"/>
           <w:bCs/>
           <w:sz w:val="24"/>
           <w:szCs w:val="24"/>
@@ -220,37 +221,44 @@
       </w:r>
       <w:r>
         <w:rPr>
-          <w:bCs/>
-          <w:sz w:val="24"/>
-          <w:szCs w:val="24"/>
-          <w:u w:val="none"/>
-        </w:rPr>
-        <w:br/>
-      </w:r>
-      <w:r>
-        <w:rPr>
-          <w:bCs/>
-          <w:sz w:val="24"/>
-          <w:szCs w:val="24"/>
-          <w:u w:val="none"/>
-        </w:rPr>
-        <w:t>E</w:t>
-      </w:r>
-      <w:r>
-        <w:rPr>
-          <w:bCs/>
-          <w:sz w:val="24"/>
-          <w:szCs w:val="24"/>
-          <w:u w:val="none"/>
-        </w:rPr>
-        <w:t xml:space="preserve"> me coloco em Tuas mãos, pois És fiel!</w:t>
+          <w:rFonts w:ascii="Times New Roman" w:hAnsi="Times New Roman" w:cs="Times New Roman"/>
+          <w:bCs/>
+          <w:sz w:val="24"/>
+          <w:szCs w:val="24"/>
+          <w:u w:val="none"/>
+        </w:rPr>
+        <w:br/>
+        <w:t xml:space="preserve">E me coloco em Tuas mãos, </w:t>
+      </w:r>
+      <w:proofErr w:type="gramStart"/>
+      <w:r>
+        <w:rPr>
+          <w:rFonts w:ascii="Times New Roman" w:hAnsi="Times New Roman" w:cs="Times New Roman"/>
+          <w:bCs/>
+          <w:sz w:val="24"/>
+          <w:szCs w:val="24"/>
+          <w:u w:val="none"/>
+        </w:rPr>
+        <w:t>pois És</w:t>
+      </w:r>
+      <w:proofErr w:type="gramEnd"/>
+      <w:r>
+        <w:rPr>
+          <w:rFonts w:ascii="Times New Roman" w:hAnsi="Times New Roman" w:cs="Times New Roman"/>
+          <w:bCs/>
+          <w:sz w:val="24"/>
+          <w:szCs w:val="24"/>
+          <w:u w:val="none"/>
+        </w:rPr>
+        <w:t xml:space="preserve"> fiel!</w:t>
       </w:r>
     </w:p>
     <w:p>
       <w:pPr>
         <w:pStyle w:val="SemEspaamento"/>
-        <w:spacing w:after="0"/>
-        <w:rPr>
+        <w:spacing w:before="0"/>
+        <w:rPr>
+          <w:rFonts w:ascii="Times New Roman" w:hAnsi="Times New Roman" w:cs="Times New Roman"/>
           <w:bCs/>
           <w:sz w:val="24"/>
           <w:szCs w:val="24"/>
@@ -259,6 +267,7 @@
       </w:pPr>
       <w:r>
         <w:rPr>
+          <w:rFonts w:ascii="Times New Roman" w:hAnsi="Times New Roman" w:cs="Times New Roman"/>
           <w:bCs/>
           <w:sz w:val="24"/>
           <w:szCs w:val="24"/>
@@ -268,6 +277,7 @@
       </w:r>
       <w:r>
         <w:rPr>
+          <w:rFonts w:ascii="Times New Roman" w:hAnsi="Times New Roman" w:cs="Times New Roman"/>
           <w:bCs/>
           <w:sz w:val="24"/>
           <w:szCs w:val="24"/>
@@ -280,8 +290,9 @@
     <w:p>
       <w:pPr>
         <w:pStyle w:val="SemEspaamento"/>
-        <w:spacing w:before="0" w:after="0"/>
-        <w:rPr>
+        <w:spacing w:before="0"/>
+        <w:rPr>
+          <w:rFonts w:ascii="Times New Roman" w:hAnsi="Times New Roman" w:cs="Times New Roman"/>
           <w:bCs/>
           <w:sz w:val="24"/>
           <w:szCs w:val="24"/>
@@ -290,20 +301,128 @@
       </w:pPr>
       <w:r>
         <w:rPr>
+          <w:rFonts w:ascii="Times New Roman" w:hAnsi="Times New Roman" w:cs="Times New Roman"/>
           <w:bCs/>
           <w:sz w:val="24"/>
           <w:szCs w:val="24"/>
           <w:u w:val="none"/>
         </w:rPr>
         <w:t xml:space="preserve">Pois sei em quem tenho crido </w:t>
+      </w:r>
+      <w:r>
+        <w:rPr>
+          <w:rFonts w:ascii="Times New Roman" w:hAnsi="Times New Roman" w:cs="Times New Roman"/>
+          <w:bCs/>
+          <w:sz w:val="24"/>
+          <w:szCs w:val="24"/>
+          <w:u w:val="none"/>
+        </w:rPr>
+        <w:br/>
+      </w:r>
+      <w:r>
+        <w:rPr>
+          <w:rFonts w:ascii="Times New Roman" w:hAnsi="Times New Roman" w:cs="Times New Roman"/>
+          <w:bCs/>
+          <w:sz w:val="24"/>
+          <w:szCs w:val="24"/>
+          <w:u w:val="none"/>
+        </w:rPr>
+        <w:t xml:space="preserve">Também sei </w:t>
+      </w:r>
+      <w:proofErr w:type="gramStart"/>
+      <w:r>
+        <w:rPr>
+          <w:rFonts w:ascii="Times New Roman" w:hAnsi="Times New Roman" w:cs="Times New Roman"/>
+          <w:bCs/>
+          <w:sz w:val="24"/>
+          <w:szCs w:val="24"/>
+          <w:u w:val="none"/>
+        </w:rPr>
+        <w:t>que És</w:t>
+      </w:r>
+      <w:proofErr w:type="gramEnd"/>
+      <w:r>
+        <w:rPr>
+          <w:rFonts w:ascii="Times New Roman" w:hAnsi="Times New Roman" w:cs="Times New Roman"/>
+          <w:bCs/>
+          <w:sz w:val="24"/>
+          <w:szCs w:val="24"/>
+          <w:u w:val="none"/>
+        </w:rPr>
+        <w:t xml:space="preserve"> poderoso </w:t>
+      </w:r>
+      <w:r>
+        <w:rPr>
+          <w:rFonts w:ascii="Times New Roman" w:hAnsi="Times New Roman" w:cs="Times New Roman"/>
+          <w:bCs/>
+          <w:sz w:val="24"/>
+          <w:szCs w:val="24"/>
+          <w:u w:val="none"/>
+        </w:rPr>
+        <w:br/>
+      </w:r>
+      <w:proofErr w:type="gramStart"/>
+      <w:r>
+        <w:rPr>
+          <w:rFonts w:ascii="Times New Roman" w:hAnsi="Times New Roman" w:cs="Times New Roman"/>
+          <w:bCs/>
+          <w:sz w:val="24"/>
+          <w:szCs w:val="24"/>
+          <w:u w:val="none"/>
+        </w:rPr>
+        <w:t>Pra</w:t>
+      </w:r>
+      <w:proofErr w:type="gramEnd"/>
+      <w:r>
+        <w:rPr>
+          <w:rFonts w:ascii="Times New Roman" w:hAnsi="Times New Roman" w:cs="Times New Roman"/>
+          <w:bCs/>
+          <w:sz w:val="24"/>
+          <w:szCs w:val="24"/>
+          <w:u w:val="none"/>
+        </w:rPr>
+        <w:t xml:space="preserve"> fazer infinitamente mais</w:t>
+      </w:r>
+      <w:r>
+        <w:rPr>
+          <w:rFonts w:ascii="Times New Roman" w:hAnsi="Times New Roman" w:cs="Times New Roman"/>
+          <w:bCs/>
+          <w:sz w:val="24"/>
+          <w:szCs w:val="24"/>
+          <w:u w:val="none"/>
+        </w:rPr>
+        <w:br/>
+      </w:r>
+      <w:proofErr w:type="gramStart"/>
+      <w:r>
+        <w:rPr>
+          <w:rFonts w:ascii="Times New Roman" w:hAnsi="Times New Roman" w:cs="Times New Roman"/>
+          <w:bCs/>
+          <w:sz w:val="24"/>
+          <w:szCs w:val="24"/>
+          <w:u w:val="none"/>
+        </w:rPr>
+        <w:t>Pra</w:t>
+      </w:r>
+      <w:proofErr w:type="gramEnd"/>
+      <w:r>
+        <w:rPr>
+          <w:rFonts w:ascii="Times New Roman" w:hAnsi="Times New Roman" w:cs="Times New Roman"/>
+          <w:bCs/>
+          <w:sz w:val="24"/>
+          <w:szCs w:val="24"/>
+          <w:u w:val="none"/>
+        </w:rPr>
+        <w:t xml:space="preserve"> fazer infinitamente mais!</w:t>
       </w:r>
     </w:p>
     <w:p>
       <w:pPr>
         <w:pStyle w:val="SemEspaamento"/>
-        <w:spacing w:before="0" w:after="0"/>
-        <w:rPr>
-          <w:bCs/>
+        <w:spacing w:before="0"/>
+        <w:rPr>
+          <w:rFonts w:ascii="Times New Roman" w:hAnsi="Times New Roman" w:cs="Times New Roman"/>
+          <w:b/>
           <w:sz w:val="24"/>
           <w:szCs w:val="24"/>
           <w:u w:val="none"/>
@@ -311,130 +430,202 @@
       </w:pPr>
       <w:r>
         <w:rPr>
-          <w:bCs/>
-          <w:sz w:val="24"/>
-          <w:szCs w:val="24"/>
-          <w:u w:val="none"/>
-        </w:rPr>
-        <w:t>T</w:t>
-      </w:r>
-      <w:r>
-        <w:rPr>
-          <w:bCs/>
-          <w:sz w:val="24"/>
-          <w:szCs w:val="24"/>
-          <w:u w:val="none"/>
-        </w:rPr>
-        <w:t xml:space="preserve">ambém sei </w:t>
-      </w:r>
-      <w:proofErr w:type="gramStart"/>
-      <w:r>
-        <w:rPr>
-          <w:bCs/>
-          <w:sz w:val="24"/>
-          <w:szCs w:val="24"/>
-          <w:u w:val="none"/>
-        </w:rPr>
-        <w:t>q</w:t>
-      </w:r>
-      <w:r>
-        <w:rPr>
-          <w:bCs/>
-          <w:sz w:val="24"/>
-          <w:szCs w:val="24"/>
-          <w:u w:val="none"/>
-        </w:rPr>
-        <w:t>ue És</w:t>
-      </w:r>
-      <w:proofErr w:type="gramEnd"/>
-      <w:r>
-        <w:rPr>
-          <w:bCs/>
-          <w:sz w:val="24"/>
-          <w:szCs w:val="24"/>
-          <w:u w:val="none"/>
-        </w:rPr>
-        <w:t xml:space="preserve"> poderoso </w:t>
+          <w:rFonts w:ascii="Times New Roman" w:hAnsi="Times New Roman" w:cs="Times New Roman"/>
+          <w:b/>
+          <w:sz w:val="24"/>
+          <w:szCs w:val="24"/>
+          <w:u w:val="none"/>
+        </w:rPr>
+        <w:t xml:space="preserve">[REPETE </w:t>
+      </w:r>
+      <w:r>
+        <w:rPr>
+          <w:rFonts w:ascii="Times New Roman" w:hAnsi="Times New Roman" w:cs="Times New Roman"/>
+          <w:b/>
+          <w:sz w:val="24"/>
+          <w:szCs w:val="24"/>
+          <w:u w:val="none"/>
+        </w:rPr>
+        <w:t>ACIMA</w:t>
+      </w:r>
+      <w:r>
+        <w:rPr>
+          <w:rFonts w:ascii="Times New Roman" w:hAnsi="Times New Roman" w:cs="Times New Roman"/>
+          <w:b/>
+          <w:sz w:val="24"/>
+          <w:szCs w:val="24"/>
+          <w:u w:val="none"/>
+        </w:rPr>
+        <w:t>]</w:t>
       </w:r>
     </w:p>
     <w:p>
       <w:pPr>
         <w:pStyle w:val="SemEspaamento"/>
-        <w:spacing w:before="0" w:after="0"/>
-        <w:rPr>
+        <w:spacing w:before="0"/>
+        <w:rPr>
+          <w:rFonts w:ascii="Times New Roman" w:hAnsi="Times New Roman" w:cs="Times New Roman"/>
           <w:bCs/>
           <w:sz w:val="24"/>
           <w:szCs w:val="24"/>
           <w:u w:val="none"/>
         </w:rPr>
       </w:pPr>
-      <w:proofErr w:type="gramStart"/>
-      <w:r>
-        <w:rPr>
-          <w:bCs/>
-          <w:sz w:val="24"/>
-          <w:szCs w:val="24"/>
-          <w:u w:val="none"/>
-        </w:rPr>
-        <w:t>P</w:t>
-      </w:r>
-      <w:r>
-        <w:rPr>
-          <w:bCs/>
-          <w:sz w:val="24"/>
-          <w:szCs w:val="24"/>
-          <w:u w:val="none"/>
-        </w:rPr>
-        <w:t>ra</w:t>
-      </w:r>
-      <w:proofErr w:type="gramEnd"/>
-      <w:r>
-        <w:rPr>
-          <w:bCs/>
-          <w:sz w:val="24"/>
-          <w:szCs w:val="24"/>
-          <w:u w:val="none"/>
-        </w:rPr>
-        <w:t xml:space="preserve"> fazer infinitamente mais</w:t>
+      <w:r>
+        <w:rPr>
+          <w:rFonts w:ascii="Times New Roman" w:hAnsi="Times New Roman" w:cs="Times New Roman"/>
+          <w:bCs/>
+          <w:sz w:val="24"/>
+          <w:szCs w:val="24"/>
+          <w:u w:val="none"/>
+        </w:rPr>
+        <w:t>Do que tudo que pedimos,</w:t>
+      </w:r>
+      <w:r>
+        <w:rPr>
+          <w:rFonts w:ascii="Times New Roman" w:hAnsi="Times New Roman" w:cs="Times New Roman"/>
+          <w:bCs/>
+          <w:sz w:val="24"/>
+          <w:szCs w:val="24"/>
+          <w:u w:val="none"/>
+        </w:rPr>
+        <w:br/>
+        <w:t>Infinitamente mais!</w:t>
+      </w:r>
+      <w:r>
+        <w:rPr>
+          <w:rFonts w:ascii="Times New Roman" w:hAnsi="Times New Roman" w:cs="Times New Roman"/>
+          <w:bCs/>
+          <w:sz w:val="24"/>
+          <w:szCs w:val="24"/>
+          <w:u w:val="none"/>
+        </w:rPr>
+        <w:br/>
+      </w:r>
+      <w:r>
+        <w:rPr>
+          <w:rFonts w:ascii="Times New Roman" w:hAnsi="Times New Roman" w:cs="Times New Roman"/>
+          <w:bCs/>
+          <w:sz w:val="24"/>
+          <w:szCs w:val="24"/>
+          <w:u w:val="none"/>
+        </w:rPr>
+        <w:t>Do que tudo que sentimos,</w:t>
+      </w:r>
+      <w:r>
+        <w:rPr>
+          <w:rFonts w:ascii="Times New Roman" w:hAnsi="Times New Roman" w:cs="Times New Roman"/>
+          <w:bCs/>
+          <w:sz w:val="24"/>
+          <w:szCs w:val="24"/>
+          <w:u w:val="none"/>
+        </w:rPr>
+        <w:br/>
+        <w:t>Infinitamente mais!</w:t>
+      </w:r>
+      <w:r>
+        <w:rPr>
+          <w:rFonts w:ascii="Times New Roman" w:hAnsi="Times New Roman" w:cs="Times New Roman"/>
+          <w:bCs/>
+          <w:sz w:val="24"/>
+          <w:szCs w:val="24"/>
+          <w:u w:val="none"/>
+        </w:rPr>
+        <w:br/>
+      </w:r>
+      <w:r>
+        <w:rPr>
+          <w:rFonts w:ascii="Times New Roman" w:hAnsi="Times New Roman" w:cs="Times New Roman"/>
+          <w:bCs/>
+          <w:sz w:val="24"/>
+          <w:szCs w:val="24"/>
+          <w:u w:val="none"/>
+        </w:rPr>
+        <w:t>Do que tudo que pensamos,</w:t>
+      </w:r>
+      <w:r>
+        <w:rPr>
+          <w:rFonts w:ascii="Times New Roman" w:hAnsi="Times New Roman" w:cs="Times New Roman"/>
+          <w:bCs/>
+          <w:sz w:val="24"/>
+          <w:szCs w:val="24"/>
+          <w:u w:val="none"/>
+        </w:rPr>
+        <w:br/>
+        <w:t>Infinitamente mais!</w:t>
+      </w:r>
+      <w:r>
+        <w:rPr>
+          <w:rFonts w:ascii="Times New Roman" w:hAnsi="Times New Roman" w:cs="Times New Roman"/>
+          <w:bCs/>
+          <w:sz w:val="24"/>
+          <w:szCs w:val="24"/>
+          <w:u w:val="none"/>
+        </w:rPr>
+        <w:br/>
+      </w:r>
+      <w:r>
+        <w:rPr>
+          <w:rFonts w:ascii="Times New Roman" w:hAnsi="Times New Roman" w:cs="Times New Roman"/>
+          <w:bCs/>
+          <w:sz w:val="24"/>
+          <w:szCs w:val="24"/>
+          <w:u w:val="none"/>
+        </w:rPr>
+        <w:t>Do que tudo que nós cremos,</w:t>
+      </w:r>
+      <w:r>
+        <w:rPr>
+          <w:rFonts w:ascii="Times New Roman" w:hAnsi="Times New Roman" w:cs="Times New Roman"/>
+          <w:bCs/>
+          <w:sz w:val="24"/>
+          <w:szCs w:val="24"/>
+          <w:u w:val="none"/>
+        </w:rPr>
+        <w:br/>
+        <w:t>Infinitamente mais!</w:t>
       </w:r>
     </w:p>
     <w:p>
       <w:pPr>
         <w:pStyle w:val="SemEspaamento"/>
-        <w:spacing w:before="0" w:after="0"/>
-        <w:rPr>
+        <w:spacing w:before="0"/>
+        <w:rPr>
+          <w:rFonts w:ascii="Times New Roman" w:hAnsi="Times New Roman" w:cs="Times New Roman"/>
           <w:bCs/>
           <w:sz w:val="24"/>
           <w:szCs w:val="24"/>
           <w:u w:val="none"/>
         </w:rPr>
       </w:pPr>
-      <w:proofErr w:type="gramStart"/>
-      <w:r>
-        <w:rPr>
-          <w:bCs/>
-          <w:sz w:val="24"/>
-          <w:szCs w:val="24"/>
-          <w:u w:val="none"/>
-        </w:rPr>
-        <w:t>Pra</w:t>
-      </w:r>
-      <w:proofErr w:type="gramEnd"/>
-      <w:r>
-        <w:rPr>
-          <w:bCs/>
-          <w:sz w:val="24"/>
-          <w:szCs w:val="24"/>
-          <w:u w:val="none"/>
-        </w:rPr>
-        <w:t xml:space="preserve"> fazer infinitamente mais!</w:t>
+      <w:r>
+        <w:rPr>
+          <w:rFonts w:ascii="Times New Roman" w:hAnsi="Times New Roman" w:cs="Times New Roman"/>
+          <w:bCs/>
+          <w:sz w:val="24"/>
+          <w:szCs w:val="24"/>
+          <w:u w:val="none"/>
+        </w:rPr>
+        <w:t xml:space="preserve">Fiel é Tua palavra, ó Senhor. </w:t>
+      </w:r>
+      <w:r>
+        <w:rPr>
+          <w:rFonts w:ascii="Times New Roman" w:hAnsi="Times New Roman" w:cs="Times New Roman"/>
+          <w:bCs/>
+          <w:sz w:val="24"/>
+          <w:szCs w:val="24"/>
+          <w:u w:val="none"/>
+        </w:rPr>
+        <w:br/>
+        <w:t>Perfeitos, Teus caminhos, meu Senhor</w:t>
       </w:r>
     </w:p>
     <w:p>
       <w:pPr>
         <w:pStyle w:val="SemEspaamento"/>
-        <w:spacing w:after="0"/>
-        <w:rPr>
+        <w:spacing w:before="0"/>
+        <w:rPr>
+          <w:rFonts w:ascii="Times New Roman" w:hAnsi="Times New Roman" w:cs="Times New Roman"/>
           <w:bCs/>
           <w:sz w:val="24"/>
           <w:szCs w:val="24"/>
@@ -443,19 +634,107 @@
       </w:pPr>
       <w:r>
         <w:rPr>
-          <w:bCs/>
-          <w:sz w:val="24"/>
-          <w:szCs w:val="24"/>
-          <w:u w:val="none"/>
-        </w:rPr>
-        <w:t>[REPETE TODA]</w:t>
-      </w:r>
+          <w:rFonts w:ascii="Times New Roman" w:hAnsi="Times New Roman" w:cs="Times New Roman"/>
+          <w:bCs/>
+          <w:sz w:val="24"/>
+          <w:szCs w:val="24"/>
+          <w:u w:val="none"/>
+        </w:rPr>
+        <w:t xml:space="preserve">Pois sei em quem tenho crido </w:t>
+      </w:r>
+      <w:r>
+        <w:rPr>
+          <w:rFonts w:ascii="Times New Roman" w:hAnsi="Times New Roman" w:cs="Times New Roman"/>
+          <w:bCs/>
+          <w:sz w:val="24"/>
+          <w:szCs w:val="24"/>
+          <w:u w:val="none"/>
+        </w:rPr>
+        <w:br/>
+      </w:r>
+      <w:r>
+        <w:rPr>
+          <w:rFonts w:ascii="Times New Roman" w:hAnsi="Times New Roman" w:cs="Times New Roman"/>
+          <w:bCs/>
+          <w:sz w:val="24"/>
+          <w:szCs w:val="24"/>
+          <w:u w:val="none"/>
+        </w:rPr>
+        <w:t xml:space="preserve">Também sei </w:t>
+      </w:r>
+      <w:proofErr w:type="gramStart"/>
+      <w:r>
+        <w:rPr>
+          <w:rFonts w:ascii="Times New Roman" w:hAnsi="Times New Roman" w:cs="Times New Roman"/>
+          <w:bCs/>
+          <w:sz w:val="24"/>
+          <w:szCs w:val="24"/>
+          <w:u w:val="none"/>
+        </w:rPr>
+        <w:t>que És</w:t>
+      </w:r>
+      <w:proofErr w:type="gramEnd"/>
+      <w:r>
+        <w:rPr>
+          <w:rFonts w:ascii="Times New Roman" w:hAnsi="Times New Roman" w:cs="Times New Roman"/>
+          <w:bCs/>
+          <w:sz w:val="24"/>
+          <w:szCs w:val="24"/>
+          <w:u w:val="none"/>
+        </w:rPr>
+        <w:t xml:space="preserve"> poderoso </w:t>
+      </w:r>
+      <w:r>
+        <w:rPr>
+          <w:rFonts w:ascii="Times New Roman" w:hAnsi="Times New Roman" w:cs="Times New Roman"/>
+          <w:bCs/>
+          <w:sz w:val="24"/>
+          <w:szCs w:val="24"/>
+          <w:u w:val="none"/>
+        </w:rPr>
+        <w:br/>
+      </w:r>
+      <w:proofErr w:type="gramStart"/>
+      <w:r>
+        <w:rPr>
+          <w:rFonts w:ascii="Times New Roman" w:hAnsi="Times New Roman" w:cs="Times New Roman"/>
+          <w:bCs/>
+          <w:sz w:val="24"/>
+          <w:szCs w:val="24"/>
+          <w:u w:val="none"/>
+        </w:rPr>
+        <w:t>Pra</w:t>
+      </w:r>
+      <w:proofErr w:type="gramEnd"/>
+      <w:r>
+        <w:rPr>
+          <w:rFonts w:ascii="Times New Roman" w:hAnsi="Times New Roman" w:cs="Times New Roman"/>
+          <w:bCs/>
+          <w:sz w:val="24"/>
+          <w:szCs w:val="24"/>
+          <w:u w:val="none"/>
+        </w:rPr>
+        <w:t xml:space="preserve"> fazer infinitamente </w:t>
+      </w:r>
+      <w:proofErr w:type="spellStart"/>
+      <w:r>
+        <w:rPr>
+          <w:rFonts w:ascii="Times New Roman" w:hAnsi="Times New Roman" w:cs="Times New Roman"/>
+          <w:bCs/>
+          <w:sz w:val="24"/>
+          <w:szCs w:val="24"/>
+          <w:u w:val="none"/>
+        </w:rPr>
+        <w:t>mais</w:t>
+      </w:r>
+      <w:proofErr w:type="spellEnd"/>
     </w:p>
     <w:p>
       <w:pPr>
         <w:pStyle w:val="SemEspaamento"/>
-        <w:spacing w:after="0"/>
-        <w:rPr>
+        <w:spacing w:before="0"/>
+        <w:rPr>
+          <w:rFonts w:ascii="Times New Roman" w:hAnsi="Times New Roman" w:cs="Times New Roman"/>
           <w:bCs/>
           <w:sz w:val="24"/>
           <w:szCs w:val="24"/>
@@ -464,387 +743,35 @@
       </w:pPr>
       <w:r>
         <w:rPr>
-          <w:bCs/>
-          <w:sz w:val="24"/>
-          <w:szCs w:val="24"/>
-          <w:u w:val="none"/>
-        </w:rPr>
-        <w:t>Do que tudo que pedimos,</w:t>
-      </w:r>
-      <w:r>
-        <w:rPr>
-          <w:bCs/>
-          <w:sz w:val="24"/>
-          <w:szCs w:val="24"/>
-          <w:u w:val="none"/>
-        </w:rPr>
-        <w:br/>
-        <w:t>Infinitamente mais!</w:t>
+          <w:rFonts w:ascii="Times New Roman" w:hAnsi="Times New Roman" w:cs="Times New Roman"/>
+          <w:bCs/>
+          <w:sz w:val="24"/>
+          <w:szCs w:val="24"/>
+          <w:u w:val="none"/>
+        </w:rPr>
+        <w:t>Nas nossas vidas, infinitamente mais...</w:t>
+      </w:r>
+      <w:r>
+        <w:rPr>
+          <w:rFonts w:ascii="Times New Roman" w:hAnsi="Times New Roman" w:cs="Times New Roman"/>
+          <w:bCs/>
+          <w:sz w:val="24"/>
+          <w:szCs w:val="24"/>
+          <w:u w:val="none"/>
+        </w:rPr>
+        <w:br/>
+      </w:r>
+      <w:r>
+        <w:rPr>
+          <w:rFonts w:ascii="Times New Roman" w:hAnsi="Times New Roman" w:cs="Times New Roman"/>
+          <w:bCs/>
+          <w:sz w:val="24"/>
+          <w:szCs w:val="24"/>
+          <w:u w:val="none"/>
+        </w:rPr>
+        <w:t>Na Tua igreja, infinitamente mais!</w:t>
       </w:r>
     </w:p>
-    <w:p>
-      <w:pPr>
-        <w:pStyle w:val="SemEspaamento"/>
-        <w:spacing w:before="0" w:after="0"/>
-        <w:rPr>
-          <w:bCs/>
-          <w:sz w:val="24"/>
-          <w:szCs w:val="24"/>
-          <w:u w:val="none"/>
-        </w:rPr>
-      </w:pPr>
-      <w:r>
-        <w:rPr>
-          <w:bCs/>
-          <w:sz w:val="24"/>
-          <w:szCs w:val="24"/>
-          <w:u w:val="none"/>
-        </w:rPr>
-        <w:t>Do que tudo que sentimos,</w:t>
-      </w:r>
-      <w:r>
-        <w:rPr>
-          <w:bCs/>
-          <w:sz w:val="24"/>
-          <w:szCs w:val="24"/>
-          <w:u w:val="none"/>
-        </w:rPr>
-        <w:br/>
-        <w:t>Infinitamente mais!</w:t>
-      </w:r>
-    </w:p>
-    <w:p>
-      <w:pPr>
-        <w:pStyle w:val="SemEspaamento"/>
-        <w:spacing w:before="0" w:after="0"/>
-        <w:rPr>
-          <w:bCs/>
-          <w:sz w:val="24"/>
-          <w:szCs w:val="24"/>
-          <w:u w:val="none"/>
-        </w:rPr>
-      </w:pPr>
-      <w:r>
-        <w:rPr>
-          <w:bCs/>
-          <w:sz w:val="24"/>
-          <w:szCs w:val="24"/>
-          <w:u w:val="none"/>
-        </w:rPr>
-        <w:t>Do que tudo que pensamos,</w:t>
-      </w:r>
-      <w:r>
-        <w:rPr>
-          <w:bCs/>
-          <w:sz w:val="24"/>
-          <w:szCs w:val="24"/>
-          <w:u w:val="none"/>
-        </w:rPr>
-        <w:br/>
-        <w:t>Infinitamente mais!</w:t>
-      </w:r>
-    </w:p>
-    <w:p>
-      <w:pPr>
-        <w:pStyle w:val="SemEspaamento"/>
-        <w:spacing w:before="0" w:after="0"/>
-        <w:rPr>
-          <w:bCs/>
-          <w:sz w:val="24"/>
-          <w:szCs w:val="24"/>
-          <w:u w:val="none"/>
-        </w:rPr>
-      </w:pPr>
-      <w:r>
-        <w:rPr>
-          <w:bCs/>
-          <w:sz w:val="24"/>
-          <w:szCs w:val="24"/>
-          <w:u w:val="none"/>
-        </w:rPr>
-        <w:t>Do que tudo que nós cremos,</w:t>
-      </w:r>
-      <w:r>
-        <w:rPr>
-          <w:bCs/>
-          <w:sz w:val="24"/>
-          <w:szCs w:val="24"/>
-          <w:u w:val="none"/>
-        </w:rPr>
-        <w:br/>
-        <w:t>Infinitamente mais!</w:t>
-      </w:r>
-    </w:p>
-    <w:p>
-      <w:pPr>
-        <w:pStyle w:val="SemEspaamento"/>
-        <w:spacing w:after="0"/>
-        <w:rPr>
-          <w:bCs/>
-          <w:sz w:val="24"/>
-          <w:szCs w:val="24"/>
-          <w:u w:val="none"/>
-        </w:rPr>
-      </w:pPr>
-      <w:r>
-        <w:rPr>
-          <w:bCs/>
-          <w:sz w:val="24"/>
-          <w:szCs w:val="24"/>
-          <w:u w:val="none"/>
-        </w:rPr>
-        <w:t xml:space="preserve">Fiel é Tua palavra, ó Senhor. </w:t>
-      </w:r>
-      <w:r>
-        <w:rPr>
-          <w:bCs/>
-          <w:sz w:val="24"/>
-          <w:szCs w:val="24"/>
-          <w:u w:val="none"/>
-        </w:rPr>
-        <w:br/>
-        <w:t>Perfeitos, Teus caminhos, meu Senhor</w:t>
-      </w:r>
-    </w:p>
-    <w:p>
-      <w:pPr>
-        <w:pStyle w:val="SemEspaamento"/>
-        <w:spacing w:before="0" w:after="0"/>
-        <w:rPr>
-          <w:bCs/>
-          <w:sz w:val="24"/>
-          <w:szCs w:val="24"/>
-          <w:u w:val="none"/>
-        </w:rPr>
-      </w:pPr>
-      <w:r>
-        <w:rPr>
-          <w:bCs/>
-          <w:sz w:val="24"/>
-          <w:szCs w:val="24"/>
-          <w:u w:val="none"/>
-        </w:rPr>
-        <w:t xml:space="preserve">Pois sei em quem tenho crido </w:t>
-      </w:r>
-    </w:p>
-    <w:p>
-      <w:pPr>
-        <w:pStyle w:val="SemEspaamento"/>
-        <w:spacing w:before="0" w:after="0"/>
-        <w:rPr>
-          <w:bCs/>
-          <w:sz w:val="24"/>
-          <w:szCs w:val="24"/>
-          <w:u w:val="none"/>
-        </w:rPr>
-      </w:pPr>
-      <w:r>
-        <w:rPr>
-          <w:bCs/>
-          <w:sz w:val="24"/>
-          <w:szCs w:val="24"/>
-          <w:u w:val="none"/>
-        </w:rPr>
-        <w:t>T</w:t>
-      </w:r>
-      <w:r>
-        <w:rPr>
-          <w:bCs/>
-          <w:sz w:val="24"/>
-          <w:szCs w:val="24"/>
-          <w:u w:val="none"/>
-        </w:rPr>
-        <w:t xml:space="preserve">ambém sei </w:t>
-      </w:r>
-      <w:proofErr w:type="gramStart"/>
-      <w:r>
-        <w:rPr>
-          <w:bCs/>
-          <w:sz w:val="24"/>
-          <w:szCs w:val="24"/>
-          <w:u w:val="none"/>
-        </w:rPr>
-        <w:t>q</w:t>
-      </w:r>
-      <w:r>
-        <w:rPr>
-          <w:bCs/>
-          <w:sz w:val="24"/>
-          <w:szCs w:val="24"/>
-          <w:u w:val="none"/>
-        </w:rPr>
-        <w:t>ue És</w:t>
-      </w:r>
-      <w:proofErr w:type="gramEnd"/>
-      <w:r>
-        <w:rPr>
-          <w:bCs/>
-          <w:sz w:val="24"/>
-          <w:szCs w:val="24"/>
-          <w:u w:val="none"/>
-        </w:rPr>
-        <w:t xml:space="preserve"> poderoso </w:t>
-      </w:r>
-    </w:p>
-    <w:p>
-      <w:pPr>
-        <w:pStyle w:val="SemEspaamento"/>
-        <w:spacing w:before="0" w:after="0"/>
-        <w:rPr>
-          <w:rFonts w:ascii="Georgia" w:eastAsiaTheme="majorEastAsia" w:hAnsi="Georgia" w:cstheme="majorBidi"/>
-          <w:kern w:val="24"/>
-          <w:sz w:val="108"/>
-          <w:szCs w:val="108"/>
-          <w:u w:val="none"/>
-          <w14:glow w14:rad="101600">
-            <w14:schemeClr w14:val="bg2">
-              <w14:alpha w14:val="40000"/>
-              <w14:lumMod w14:val="10000"/>
-            </w14:schemeClr>
-          </w14:glow>
-          <w14:shadow w14:blurRad="63500" w14:dist="0" w14:dir="3600000" w14:sx="100000" w14:sy="100000" w14:kx="0" w14:ky="0" w14:algn="tl">
-            <w14:srgbClr w14:val="000000">
-              <w14:alpha w14:val="30000"/>
-            </w14:srgbClr>
-          </w14:shadow>
-          <w14:textOutline w14:w="18415" w14:cap="flat" w14:cmpd="sng" w14:algn="ctr">
-            <w14:solidFill>
-              <w14:srgbClr w14:val="FFFFFF"/>
-            </w14:solidFill>
-            <w14:prstDash w14:val="solid"/>
-            <w14:round/>
-          </w14:textOutline>
-          <w14:textFill>
-            <w14:solidFill>
-              <w14:srgbClr w14:val="FFFFFF"/>
-            </w14:solidFill>
-          </w14:textFill>
-        </w:rPr>
-      </w:pPr>
-      <w:proofErr w:type="gramStart"/>
-      <w:r>
-        <w:rPr>
-          <w:bCs/>
-          <w:sz w:val="24"/>
-          <w:szCs w:val="24"/>
-          <w:u w:val="none"/>
-        </w:rPr>
-        <w:t>P</w:t>
-      </w:r>
-      <w:r>
-        <w:rPr>
-          <w:bCs/>
-          <w:sz w:val="24"/>
-          <w:szCs w:val="24"/>
-          <w:u w:val="none"/>
-        </w:rPr>
-        <w:t>ra</w:t>
-      </w:r>
-      <w:proofErr w:type="gramEnd"/>
-      <w:r>
-        <w:rPr>
-          <w:bCs/>
-          <w:sz w:val="24"/>
-          <w:szCs w:val="24"/>
-          <w:u w:val="none"/>
-        </w:rPr>
-        <w:t xml:space="preserve"> fazer infinitamente mais</w:t>
-      </w:r>
-      <w:r>
-        <w:rPr>
-          <w:rFonts w:ascii="Georgia" w:eastAsiaTheme="majorEastAsia" w:hAnsi="Georgia" w:cstheme="majorBidi"/>
-          <w:kern w:val="24"/>
-          <w:sz w:val="108"/>
-          <w:szCs w:val="108"/>
-          <w:u w:val="none"/>
-          <w14:glow w14:rad="101600">
-            <w14:schemeClr w14:val="bg2">
-              <w14:alpha w14:val="40000"/>
-              <w14:lumMod w14:val="10000"/>
-            </w14:schemeClr>
-          </w14:glow>
-          <w14:shadow w14:blurRad="63500" w14:dist="0" w14:dir="3600000" w14:sx="100000" w14:sy="100000" w14:kx="0" w14:ky="0" w14:algn="tl">
-            <w14:srgbClr w14:val="000000">
-              <w14:alpha w14:val="30000"/>
-            </w14:srgbClr>
-          </w14:shadow>
-          <w14:textOutline w14:w="18415" w14:cap="flat" w14:cmpd="sng" w14:algn="ctr">
-            <w14:solidFill>
-              <w14:srgbClr w14:val="FFFFFF"/>
-            </w14:solidFill>
-            <w14:prstDash w14:val="solid"/>
-            <w14:round/>
-          </w14:textOutline>
-          <w14:textFill>
-            <w14:solidFill>
-              <w14:srgbClr w14:val="FFFFFF"/>
-            </w14:solidFill>
-          </w14:textFill>
-        </w:rPr>
-        <w:t xml:space="preserve"> </w:t>
-      </w:r>
-    </w:p>
-    <w:p>
-      <w:pPr>
-        <w:pStyle w:val="SemEspaamento"/>
-        <w:spacing w:before="0" w:after="0"/>
-        <w:rPr>
-          <w:bCs/>
-          <w:sz w:val="24"/>
-          <w:szCs w:val="24"/>
-          <w:u w:val="none"/>
-        </w:rPr>
-      </w:pPr>
-      <w:r>
-        <w:rPr>
-          <w:bCs/>
-          <w:sz w:val="24"/>
-          <w:szCs w:val="24"/>
-          <w:u w:val="none"/>
-        </w:rPr>
-        <w:t>Nas nossas vidas,</w:t>
-      </w:r>
-      <w:r>
-        <w:rPr>
-          <w:bCs/>
-          <w:sz w:val="24"/>
-          <w:szCs w:val="24"/>
-          <w:u w:val="none"/>
-        </w:rPr>
-        <w:t xml:space="preserve"> </w:t>
-      </w:r>
-      <w:r>
-        <w:rPr>
-          <w:bCs/>
-          <w:sz w:val="24"/>
-          <w:szCs w:val="24"/>
-          <w:u w:val="none"/>
-        </w:rPr>
-        <w:t>infinitamente mais...</w:t>
-      </w:r>
-    </w:p>
-    <w:p>
-      <w:pPr>
-        <w:pStyle w:val="SemEspaamento"/>
-        <w:spacing w:before="0" w:after="0"/>
-        <w:rPr>
-          <w:bCs/>
-          <w:sz w:val="24"/>
-          <w:szCs w:val="24"/>
-          <w:u w:val="none"/>
-        </w:rPr>
-      </w:pPr>
-      <w:r>
-        <w:rPr>
-          <w:bCs/>
-          <w:sz w:val="24"/>
-          <w:szCs w:val="24"/>
-          <w:u w:val="none"/>
-        </w:rPr>
-        <w:t>Na Tua igreja, infinitamente mais!</w:t>
-      </w:r>
-    </w:p>
-    <w:p/>
     <w:sectPr>
       <w:pgSz w:w="11906" w:h="16838"/>
       <w:pgMar w:top="1417" w:right="1701" w:bottom="1417" w:left="1701" w:header="708" w:footer="708" w:gutter="0"/>
@@ -856,7 +783,7 @@
 </file>
 
 <file path=word/styles.xml><?xml version="1.0" encoding="utf-8"?>
-<w:styles xmlns:mc="http://schemas.openxmlformats.org/markup-compatibility/2006" xmlns:r="http://schemas.openxmlformats.org/officeDocument/2006/relationships" xmlns:w="http://schemas.openxmlformats.org/wordprocessingml/2006/main" xmlns:w14="http://schemas.microsoft.com/office/word/2010/wordml" xmlns:w15="http://schemas.microsoft.com/office/word/2012/wordml" xmlns:w16cex="http://schemas.microsoft.com/office/word/2018/wordml/cex" xmlns:w16cid="http://schemas.microsoft.com/office/word/2016/wordml/cid" xmlns:w16="http://schemas.microsoft.com/office/word/2018/wordml" xmlns:w16sdtdh="http://schemas.microsoft.com/office/word/2020/wordml/sdtdatahash" xmlns:w16se="http://schemas.microsoft.com/office/word/2015/wordml/symex" mc:Ignorable="w14 w15 w16se w16cid w16 w16cex w16sdtdh">
+<w:styles xmlns:mc="http://schemas.openxmlformats.org/markup-compatibility/2006" xmlns:r="http://schemas.openxmlformats.org/officeDocument/2006/relationships" xmlns:w="http://schemas.openxmlformats.org/wordprocessingml/2006/main" xmlns:w14="http://schemas.microsoft.com/office/word/2010/wordml" xmlns:w15="http://schemas.microsoft.com/office/word/2012/wordml" xmlns:w16cex="http://schemas.microsoft.com/office/word/2018/wordml/cex" xmlns:w16cid="http://schemas.microsoft.com/office/word/2016/wordml/cid" xmlns:w16="http://schemas.microsoft.com/office/word/2018/wordml" xmlns:w16du="http://schemas.microsoft.com/office/word/2023/wordml/word16du" xmlns:w16sdtdh="http://schemas.microsoft.com/office/word/2020/wordml/sdtdatahash" xmlns:w16sdtfl="http://schemas.microsoft.com/office/word/2024/wordml/sdtformatlock" xmlns:w16se="http://schemas.microsoft.com/office/word/2015/wordml/symex" mc:Ignorable="w14 w15 w16se w16cid w16 w16cex w16sdtdh w16sdtfl w16du">
   <w:docDefaults>
     <w:rPrDefault>
       <w:rPr>
